--- a/examendocumentatie/DailystandupRyanKramer.docx
+++ b/examendocumentatie/DailystandupRyanKramer.docx
@@ -14,8 +14,13 @@
       </w:r>
     </w:p>
     <w:p>
-      <w:r>
-        <w:t>Tijd: 11:50</w:t>
+      <w:proofErr w:type="spellStart"/>
+      <w:r>
+        <w:t>Tijd</w:t>
+      </w:r>
+      <w:proofErr w:type="spellEnd"/>
+      <w:r>
+        <w:t>: 11:50</w:t>
       </w:r>
     </w:p>
     <w:p>
@@ -41,7 +46,49 @@
         <w:rPr>
           <w:lang w:val="nl-NL"/>
         </w:rPr>
-        <w:t> Ik heb gister op dinsdag 02-6-2026 next.js, mongoodb en bycript ge installed + alle folders + files aangemaakt wie ik denk dat wij nodig hebben tijdens dit project.</w:t>
+        <w:t xml:space="preserve"> Ik heb gister op dinsdag 02-6-2026 next.js, </w:t>
+      </w:r>
+      <w:proofErr w:type="spellStart"/>
+      <w:r>
+        <w:rPr>
+          <w:lang w:val="nl-NL"/>
+        </w:rPr>
+        <w:t>mongoodb</w:t>
+      </w:r>
+      <w:proofErr w:type="spellEnd"/>
+      <w:r>
+        <w:rPr>
+          <w:lang w:val="nl-NL"/>
+        </w:rPr>
+        <w:t xml:space="preserve"> en </w:t>
+      </w:r>
+      <w:proofErr w:type="spellStart"/>
+      <w:r>
+        <w:rPr>
+          <w:lang w:val="nl-NL"/>
+        </w:rPr>
+        <w:t>bycript</w:t>
+      </w:r>
+      <w:proofErr w:type="spellEnd"/>
+      <w:r>
+        <w:rPr>
+          <w:lang w:val="nl-NL"/>
+        </w:rPr>
+        <w:t xml:space="preserve"> ge </w:t>
+      </w:r>
+      <w:proofErr w:type="spellStart"/>
+      <w:r>
+        <w:rPr>
+          <w:lang w:val="nl-NL"/>
+        </w:rPr>
+        <w:t>installed</w:t>
+      </w:r>
+      <w:proofErr w:type="spellEnd"/>
+      <w:r>
+        <w:rPr>
+          <w:lang w:val="nl-NL"/>
+        </w:rPr>
+        <w:t xml:space="preserve"> + alle folders + files aangemaakt wie ik denk dat wij nodig hebben tijdens dit project.</w:t>
       </w:r>
     </w:p>
     <w:p>
@@ -93,7 +140,63 @@
         <w:rPr>
           <w:lang w:val="nl-NL"/>
         </w:rPr>
-        <w:t> ik ga vandag als eerst de databse opzetten en connecten, daarna ryan toevoegen.</w:t>
+        <w:t xml:space="preserve"> ik ga </w:t>
+      </w:r>
+      <w:proofErr w:type="spellStart"/>
+      <w:r>
+        <w:rPr>
+          <w:lang w:val="nl-NL"/>
+        </w:rPr>
+        <w:t>vandag</w:t>
+      </w:r>
+      <w:proofErr w:type="spellEnd"/>
+      <w:r>
+        <w:rPr>
+          <w:lang w:val="nl-NL"/>
+        </w:rPr>
+        <w:t xml:space="preserve"> als eerst de </w:t>
+      </w:r>
+      <w:proofErr w:type="spellStart"/>
+      <w:r>
+        <w:rPr>
+          <w:lang w:val="nl-NL"/>
+        </w:rPr>
+        <w:t>databse</w:t>
+      </w:r>
+      <w:proofErr w:type="spellEnd"/>
+      <w:r>
+        <w:rPr>
+          <w:lang w:val="nl-NL"/>
+        </w:rPr>
+        <w:t xml:space="preserve"> opzetten en </w:t>
+      </w:r>
+      <w:proofErr w:type="spellStart"/>
+      <w:r>
+        <w:rPr>
+          <w:lang w:val="nl-NL"/>
+        </w:rPr>
+        <w:t>connecten</w:t>
+      </w:r>
+      <w:proofErr w:type="spellEnd"/>
+      <w:r>
+        <w:rPr>
+          <w:lang w:val="nl-NL"/>
+        </w:rPr>
+        <w:t xml:space="preserve">, daarna </w:t>
+      </w:r>
+      <w:proofErr w:type="spellStart"/>
+      <w:r>
+        <w:rPr>
+          <w:lang w:val="nl-NL"/>
+        </w:rPr>
+        <w:t>ryan</w:t>
+      </w:r>
+      <w:proofErr w:type="spellEnd"/>
+      <w:r>
+        <w:rPr>
+          <w:lang w:val="nl-NL"/>
+        </w:rPr>
+        <w:t xml:space="preserve"> toevoegen.</w:t>
       </w:r>
     </w:p>
     <w:p>
@@ -106,7 +209,13 @@
         <w:rPr>
           <w:lang w:val="nl-NL"/>
         </w:rPr>
-        <w:t> ook ga ik de inlog, registatie en navbar maken.</w:t>
+        <w:t> ook ga ik de inlo</w:t>
+      </w:r>
+      <w:r>
+        <w:rPr>
+          <w:lang w:val="nl-NL"/>
+        </w:rPr>
+        <w:t>g en registratie maken</w:t>
       </w:r>
     </w:p>
     <w:p>
@@ -254,7 +363,13 @@
         <w:t> </w:t>
       </w:r>
     </w:p>
-    <w:p/>
+    <w:p>
+      <w:pPr>
+        <w:rPr>
+          <w:lang w:val="nl-NL"/>
+        </w:rPr>
+      </w:pPr>
+    </w:p>
     <w:sectPr>
       <w:pgSz w:w="11906" w:h="16838"/>
       <w:pgMar w:top="1417" w:right="1417" w:bottom="1417" w:left="1417" w:header="708" w:footer="708" w:gutter="0"/>
@@ -871,6 +986,7 @@
   <w:style w:type="character" w:default="1" w:styleId="Standaardalinea-lettertype">
     <w:name w:val="Default Paragraph Font"/>
     <w:uiPriority w:val="1"/>
+    <w:semiHidden/>
     <w:unhideWhenUsed/>
   </w:style>
   <w:style w:type="table" w:default="1" w:styleId="Standaardtabel">
